--- a/docs/spec/Nidan_Tech_Spec.docx
+++ b/docs/spec/Nidan_Tech_Spec.docx
@@ -20,7 +20,7 @@
           <w:sz w:val="19"/>
           <w:szCs w:val="19"/>
         </w:rPr>
-        <w:t xml:space="preserve">Architecture, request lifecycle, deployment</w:t>
+        <w:t xml:space="preserve">Regenerated after the rename</w:t>
       </w:r>
     </w:p>
     <w:p>
@@ -181,7 +181,7 @@
           <w:sz w:val="21"/>
           <w:szCs w:val="21"/>
         </w:rPr>
-        <w:t xml:space="preserve">Build specification</w:t>
+        <w:t xml:space="preserve">Nidan</w:t>
       </w:r>
     </w:p>
     <w:p>
@@ -2192,7 +2192,7 @@
           <w:sz w:val="16"/>
           <w:szCs w:val="16"/>
         </w:rPr>
-        <w:t xml:space="preserve">vpsim/</w:t>
+        <w:t xml:space="preserve">nidan/</w:t>
       </w:r>
     </w:p>
     <w:p>
